--- a/guess-what/unit-7-at-the-market/worksheets/worksheet-B.docx
+++ b/guess-what/unit-7-at-the-market/worksheets/worksheet-B.docx
@@ -499,7 +499,7 @@
                 <w:i w:val="0"/>
                 <w:sz w:val="22"/>
               </w:rPr>
-              <w:t>It is Saturday. Malika and her mum are at the market. There are lots of tomatoes and onions. There are some pears and grapes. There aren't any mangoes today.</w:t>
+              <w:t>It is Saturday. Malika and her mom are at the market. There are lots of tomatoes and onions. There are some pears and grapes. There aren't any mangoes today.</w:t>
             </w:r>
           </w:p>
           <w:p>
@@ -513,7 +513,7 @@
                 <w:i w:val="0"/>
                 <w:sz w:val="22"/>
               </w:rPr>
-              <w:t>Malika likes pineapples, but there aren't any. Mum buys tomatoes, pears and lemons.</w:t>
+              <w:t>Malika likes pineapples, but there aren't any. Mom buys tomatoes, pears and lemons.</w:t>
             </w:r>
           </w:p>
         </w:tc>
@@ -606,7 +606,7 @@
           <w:i w:val="0"/>
           <w:sz w:val="22"/>
         </w:rPr>
-        <w:t xml:space="preserve">  What does Mum buy?</w:t>
+        <w:t xml:space="preserve">  What does Mom buy?</w:t>
       </w:r>
     </w:p>
     <w:p>
